--- a/report/Sanguino-Gómez_coping_strategies_publication_ready_highlighted.docx
+++ b/report/Sanguino-Gómez_coping_strategies_publication_ready_highlighted.docx
@@ -1983,27 +1983,30 @@
         <w:rPr>
           <w:color w:val="4D4D4D"/>
         </w:rPr>
-        <w:t>β = 0.005, SE = 0.002, z = 2.553, p = 0.011</w:t>
-      </w:r>
-      <w:r>
-        <w:rPr>
-          <w:color w:val="4D4D4D"/>
-        </w:rPr>
-        <w:t>, BH_FDR p = 0.019</w:t>
-      </w:r>
-      <w:r>
-        <w:rPr>
-          <w:color w:val="4D4D4D"/>
-        </w:rPr>
-        <w:t xml:space="preserve">; </w:t>
-      </w:r>
-      <w:r>
-        <w:rPr>
-          <w:b/>
-          <w:bCs/>
-          <w:color w:val="4D4D4D"/>
-        </w:rPr>
-        <w:t>Fig. 3F</w:t>
+      </w:r>
+      <w:r>
+        <w:rPr>
+          <w:color w:val="4D4D4D"/>
+          <w:highlight w:val="green"/>
+        </w:rPr>
+        <w:t>β = 0.005, SE = 0.002, z = 2.553, p = 0.011, BH_FDR p = 0.016; Fig. 3F</w:t>
+      </w:r>
+      <w:r>
+        <w:rPr>
+          <w:color w:val="4D4D4D"/>
+        </w:rPr>
+      </w:r>
+      <w:r>
+        <w:rPr>
+          <w:color w:val="4D4D4D"/>
+        </w:rPr>
+      </w:r>
+      <w:r>
+        <w:rPr>
+          <w:b/>
+          <w:bCs/>
+          <w:color w:val="4D4D4D"/>
+        </w:rPr>
       </w:r>
       <w:r>
         <w:rPr>
@@ -2055,7 +2058,42 @@
           <w:b w:val="0"/>
           <w:highlight w:val="yellow"/>
         </w:rPr>
-        <w:t>ELS may also alter the pattern in which behaviors occur. To assess this, we generated ethograms and behavioral barcodes for each animal, arranging behaviors from least to most active, and mapped all 82 animals into representative profiles per condition (Fig. 4A–D and Supplementary Material and Methods). ELS offspring showed a trend toward lower Simpson diversity (β = −0.013, SE = 0.007, z = −1.915, p = 0.055; Fig. 4E), whereas Shannon entropy and evenness were unchanged (Fig. 4F–G). ELS animals had a higher cumulative usage index (β = 0.064, SE = 0.028, z = 2.250, p = 0.024; Fig. 4H–I), indicating that the most-used motifs accounted for a larger share of the repertoire. At the bout level (Fig. 4J–Q), freezing bouts were shorter (β = −0.094, SE = 0.033, z = −2.824, p = 0.005, BH-FDR p = 0.017; Fig. 4K), whereas sniffing (β = 0.321, SE = 0.126, z = 2.540, p = 0.011, BH-FDR p = 0.026; Fig. 4L) and turning bouts (β = 0.164, SE = 0.058, z = 2.824, p = 0.005, BH-FDR p = 0.017; Fig. 4N) were longer. Thus, ELS altered the balance of passive and active bouts and increased dominance by the most-used motifs, while the reduction in Simpson diversity remained a statistical trend.</w:t>
+        <w:t>ELS may also alter the pattern in which behaviors occur. To assess this, we generated ethograms and behavioral barcodes for each animal, arranging behaviors from least to most active, and mapped all 82 animals into representative profiles per condition (Fig. 4A–D and Supplementary Material and Methods). ELS offspring showed a trend toward lower Simpson diversity (</w:t>
+      </w:r>
+      <w:r>
+        <w:rPr>
+          <w:b w:val="0"/>
+          <w:highlight w:val="green"/>
+        </w:rPr>
+        <w:t>β = −0.013, SE = 0.007, z = −1.893, p = 0.058; Fig. 4E</w:t>
+      </w:r>
+      <w:r>
+        <w:rPr>
+          <w:b w:val="0"/>
+          <w:highlight w:val="yellow"/>
+        </w:rPr>
+        <w:t>), whereas Shannon entropy and evenness were unchanged (Fig. 4F–G). ELS animals had a higher cumulative usage index (</w:t>
+      </w:r>
+      <w:r>
+        <w:rPr>
+          <w:b w:val="0"/>
+          <w:highlight w:val="green"/>
+        </w:rPr>
+        <w:t>β = 0.064, SE = 0.030, z = 2.096, p = 0.036; Fig. 4H–I</w:t>
+      </w:r>
+      <w:r>
+        <w:rPr>
+          <w:b w:val="0"/>
+          <w:highlight w:val="yellow"/>
+        </w:rPr>
+        <w:t xml:space="preserve">), indicating that the most-used motifs accounted for a larger share of the repertoire. At the bout level (Fig. 4J–Q), </w:t>
+      </w:r>
+      <w:r>
+        <w:rPr>
+          <w:b w:val="0"/>
+          <w:highlight w:val="green"/>
+        </w:rPr>
+        <w:t>freezing bout duration did not differ significantly (Fig. 4K), whereas sniffing (β = 0.321, SE = 0.147, z = 2.182, p = 0.029, BH-FDR p = 0.102; Fig. 4L) and turning bouts (β = 0.164, SE = 0.071, z = 2.318, p = 0.020, BH-FDR p = 0.102; Fig. 4N) were nominally longer but did not survive FDR correction. Thus, ELS increased dominance by the most-used motifs, while the bout-level prolongation of active behaviors was nominal and the reduction in Simpson diversity remained a statistical trend.</w:t>
       </w:r>
     </w:p>
     <w:p>
@@ -2097,7 +2135,14 @@
           <w:b w:val="0"/>
           <w:highlight w:val="yellow"/>
         </w:rPr>
-        <w:t>We next focused on transitions between behavioral states (Fig. 4R–S). Lempel–Ziv complexity was unchanged (Fig. 4T), and recurrence showed a trend toward an increase in ELS animals (β = 0.013, SE = 0.007, z = 1.908, p = 0.056; Fig. 4U). Determinism was significantly higher in ELS animals (β = 0.016, SE = 0.007, z = 2.167, p = 0.030; Fig. 4V), whereas Markov entropy was unchanged (β = −0.041, SE = 0.025, z = −1.638, p = 0.102; Fig. 4W). These results support greater predictability of ELS sequences through increased determinism, while evidence for higher recurrence was near threshold and neither sequence complexity nor transition entropy differed significantly.</w:t>
+        <w:t xml:space="preserve">We next focused on transitions between behavioral states (Fig. 4R–S). Lempel–Ziv complexity was unchanged (Fig. 4T), and </w:t>
+      </w:r>
+      <w:r>
+        <w:rPr>
+          <w:b w:val="0"/>
+          <w:highlight w:val="green"/>
+        </w:rPr>
+        <w:t>recurrence showed a trend toward an increase in ELS animals (β = 0.013, SE = 0.007, z = 1.893, p = 0.058; Fig. 4U). Determinism showed a similar trend (β = 0.016, SE = 0.009, z = 1.778, p = 0.075; Fig. 4V), whereas Markov entropy was unchanged (Fig. 4W). These results point toward more repetitive and predictable ELS sequences, although recurrence and determinism remained trends and neither sequence complexity nor transition entropy differed significantly.</w:t>
       </w:r>
     </w:p>
     <w:p>
@@ -2139,7 +2184,56 @@
           <w:b w:val="0"/>
           <w:highlight w:val="yellow"/>
         </w:rPr>
-        <w:t>To further explore individual differences, we binned behavior into 30-s intervals, calculated each cluster's relative frequency over time, projected pairwise Euclidean distances with multidimensional scaling (MDS), and defined a behavioral-dynamics score from each animal's relative distance to the group medians (Supplementary Fig. 2; Fig. 5A). ELS animals scored higher (β = 0.336, SE = 0.087, z = 3.869, p &lt; 0.001; Fig. 5B). The Euclidean representation achieved 63.4% leave-one-out classification accuracy, and conclusions were robust to alternative distance metrics (Supplementary Fig. 3). Twelve of 41 ELS animals (six per cohort) had scores below zero and were classified as resilient. Resilient ELS animals froze more than vulnerable ELS animals (β = 0.409, SE = 0.118, z = 3.475, p &lt; 0.001, BH-FDR p = 0.002; Fig. 5C) and turned less (β = −0.145, SE = 0.033, z = −4.437, p &lt; 0.001, BH-FDR p &lt; 0.001), with neither behavior differing from controls. Over time, resilient animals showed a steeper freezing increase than vulnerable ELS animals (β = 1.865, SE = 0.241, z = 7.747, p &lt; 0.001, BH-FDR p &lt; 0.001; Fig. 5D). The resilient-versus-control freezing interaction was nominal (β = 0.619, SE = 0.238, z = 2.599, p = 0.009) but did not survive FDR correction (BH-FDR p = 0.065). Resilient animals also showed a stronger decline in turning than vulnerable ELS animals (β = −1.622, SE = 0.315, z = −5.141, p &lt; 0.001, BH-FDR p &lt; 0.001; Fig. 5G). The sniffing interaction was nominal (β = 0.338, SE = 0.170, z = 1.988, p = 0.047) but was not significant after FDR correction (BH-FDR p = 0.109; Fig. 5E).</w:t>
+        <w:t>To further explore individual differences, we binned behavior into 30-s intervals, calculated each cluster's relative frequency over time, projected pairwise Euclidean distances with multidimensional scaling (MDS), and defined a behavioral-dynamics score from each animal's relative distance to the group medians (Supplementary Fig. 2; Fig. 5A). ELS animals scored higher (</w:t>
+      </w:r>
+      <w:r>
+        <w:rPr>
+          <w:b w:val="0"/>
+          <w:highlight w:val="green"/>
+        </w:rPr>
+        <w:t>β = 0.336, SE = 0.104, z = 3.222, p = 0.001; Fig. 5B</w:t>
+      </w:r>
+      <w:r>
+        <w:rPr>
+          <w:b w:val="0"/>
+          <w:highlight w:val="yellow"/>
+        </w:rPr>
+        <w:t>). The Euclidean representation achieved 63.4% leave-one-out classification accuracy, and conclusions were robust to alternative distance metrics (Supplementary Fig. 3). Twelve of 41 ELS animals (six per cohort) had scores below zero and were classified as resilient. Resilient ELS animals froze more than vulnerable ELS animals (β = 0.409, SE = 0.118, z = 3.475, p &lt; 0.001, BH-FDR p = 0.002; Fig. 5C) and turned less (β = −0.145, SE = 0.033, z = −4.437, p &lt; 0.001, BH-FDR p &lt; 0.001), with neither behavior differing from controls. Over time, resilient animals showed a steeper freezing increase than vulnerable ELS animals (</w:t>
+      </w:r>
+      <w:r>
+        <w:rPr>
+          <w:b w:val="0"/>
+          <w:highlight w:val="green"/>
+        </w:rPr>
+        <w:t>β = 1.865, SE = 0.249, z = 7.484</w:t>
+      </w:r>
+      <w:r>
+        <w:rPr>
+          <w:b w:val="0"/>
+          <w:highlight w:val="yellow"/>
+        </w:rPr>
+        <w:t>, p &lt; 0.001, BH-FDR p &lt; 0.001; Fig. 5D). The resilient-versus-control freezing interaction was nominal (β = 0.619, SE = 0.238, z = 2.599, p = 0.009) but did not survive FDR correction (BH-FDR p = 0.065). Resilient animals also showed a stronger decline in turning than vulnerable ELS animals (</w:t>
+      </w:r>
+      <w:r>
+        <w:rPr>
+          <w:b w:val="0"/>
+          <w:highlight w:val="green"/>
+        </w:rPr>
+        <w:t>β = −1.622, SE = 0.326, z = −4.967</w:t>
+      </w:r>
+      <w:r>
+        <w:rPr>
+          <w:b w:val="0"/>
+          <w:highlight w:val="yellow"/>
+        </w:rPr>
+        <w:t xml:space="preserve">, p &lt; 0.001, BH-FDR p &lt; 0.001; Fig. 5G). </w:t>
+      </w:r>
+      <w:r>
+        <w:rPr>
+          <w:b w:val="0"/>
+          <w:highlight w:val="green"/>
+        </w:rPr>
+        <w:t>The sniffing interaction showed a trend (β = 0.338, SE = 0.176, z = 1.920, p = 0.055) and was not significant after FDR correction (BH-FDR p = 0.128; Fig. 5E).</w:t>
       </w:r>
     </w:p>
     <w:p>
@@ -2156,7 +2250,105 @@
           <w:b w:val="0"/>
           <w:highlight w:val="yellow"/>
         </w:rPr>
-        <w:t>Representative ethograms and barcodes are shown in Fig. 6A–F. Vulnerable ELS animals had lower Simpson diversity than controls (β = −0.022, SE = 0.008, z = −2.818, p = 0.005, BH-FDR p = 0.024; Fig. 6G) and than resilient ELS animals (resilient versus vulnerable: β = 0.029, SE = 0.011, z = 2.641, p = 0.008, BH-FDR p = 0.041); resilient animals did not differ from controls. Shannon entropy, evenness, and cumulative usage did not differ significantly among groups (Fig. 6H–K). Resilient animals had longer freezing bouts than vulnerable animals (β = 0.263, SE = 0.089, z = 2.972, p = 0.003, BH-FDR p = 0.021; Fig. 6M). Their shorter turning bouts were nominal (β = −0.201, SE = 0.090, z = −2.247, p = 0.025) but did not survive FDR correction (BH-FDR p = 0.086; Fig. 6P). Vulnerable ELS animals had longer sniffing bouts than controls (β = 0.420, SE = 0.131, z = 3.207, p = 0.001, BH-FDR p = 0.005; Fig. 6N). Relative to controls, vulnerable ELS animals showed lower Lempel–Ziv complexity (β = −8.965, SE = 4.417, z = −2.030, p = 0.042, BH-FDR p = 0.042; Fig. 6W), higher recurrence (β = 0.026, SE = 0.009, z = 3.025, p = 0.003, BH-FDR p = 0.010; Fig. 6X), higher determinism (β = 0.010, SE = 0.003, z = 2.799, p = 0.005, BH-FDR p = 0.010; Fig. 6Y), and lower Markov entropy (β = −0.044, SE = 0.021, z = −2.100, p = 0.036, BH-FDR p = 0.042; Fig. 6Z). Resilient animals had lower recurrence than vulnerable animals (β = −0.033, SE = 0.012, z = −2.755, p = 0.006, BH-FDR p = 0.024) and did not differ from controls; their direct contrasts with vulnerable animals were not significant for Lempel–Ziv complexity, determinism, or Markov entropy.</w:t>
+        <w:t>Representative ethograms and barcodes are shown in Fig. 6A–F. Vulnerable ELS animals had lower Simpson diversity than controls (</w:t>
+      </w:r>
+      <w:r>
+        <w:rPr>
+          <w:b w:val="0"/>
+          <w:highlight w:val="green"/>
+        </w:rPr>
+        <w:t>β = −0.022, SE = 0.007, z = −3.017, p = 0.003, BH-FDR p = 0.010; Fig. 6G</w:t>
+      </w:r>
+      <w:r>
+        <w:rPr>
+          <w:b w:val="0"/>
+          <w:highlight w:val="yellow"/>
+        </w:rPr>
+        <w:t xml:space="preserve">) and than resilient ELS animals (resilient versus vulnerable: </w:t>
+      </w:r>
+      <w:r>
+        <w:rPr>
+          <w:b w:val="0"/>
+          <w:highlight w:val="green"/>
+        </w:rPr>
+        <w:t>β = 0.029, SE = 0.010, z = 3.091, p = 0.002, BH-FDR p = 0.008</w:t>
+      </w:r>
+      <w:r>
+        <w:rPr>
+          <w:b w:val="0"/>
+          <w:highlight w:val="yellow"/>
+        </w:rPr>
+        <w:t xml:space="preserve">); resilient animals did not differ from controls. Shannon entropy, evenness, and cumulative usage did not differ significantly among groups (Fig. 6H–K). </w:t>
+      </w:r>
+      <w:r>
+        <w:rPr>
+          <w:b w:val="0"/>
+          <w:highlight w:val="green"/>
+        </w:rPr>
+        <w:t>Resilient animals had nominally longer freezing bouts than vulnerable animals (β = 0.263, SE = 0.100, z = 2.644, p = 0.008, BH-FDR p = 0.057; Fig. 6M), which did not survive FDR correction.</w:t>
+      </w:r>
+      <w:r>
+        <w:rPr>
+          <w:b w:val="0"/>
+          <w:highlight w:val="yellow"/>
+        </w:rPr>
+        <w:t xml:space="preserve"> Their shorter turning bouts </w:t>
+      </w:r>
+      <w:r>
+        <w:rPr>
+          <w:b w:val="0"/>
+          <w:highlight w:val="green"/>
+        </w:rPr>
+        <w:t>were nominal (β = −0.201, SE = 0.103, z = −1.963, p = 0.050) but did not survive FDR correction (BH-FDR p = 0.134; Fig. 6P)</w:t>
+      </w:r>
+      <w:r>
+        <w:rPr>
+          <w:b w:val="0"/>
+          <w:highlight w:val="yellow"/>
+        </w:rPr>
+        <w:t>. Vulnerable ELS animals had longer sniffing bouts than controls (</w:t>
+      </w:r>
+      <w:r>
+        <w:rPr>
+          <w:b w:val="0"/>
+          <w:highlight w:val="green"/>
+        </w:rPr>
+        <w:t>β = 0.420, SE = 0.178, z = 2.364, p = 0.018, BH-FDR p = 0.042; Fig. 6N</w:t>
+      </w:r>
+      <w:r>
+        <w:rPr>
+          <w:b w:val="0"/>
+          <w:highlight w:val="yellow"/>
+        </w:rPr>
+        <w:t xml:space="preserve">). </w:t>
+      </w:r>
+      <w:r>
+        <w:rPr>
+          <w:b w:val="0"/>
+          <w:highlight w:val="green"/>
+        </w:rPr>
+        <w:t>Relative to controls, vulnerable ELS animals showed higher recurrence (β = 0.026, SE = 0.008, z = 3.237, p = 0.001, BH-FDR p = 0.005; Fig. 6X) and nominally higher determinism (β = 0.010, SE = 0.004, z = 2.204, p = 0.028, BH-FDR p = 0.055; Fig. 6Y), alongside a trend toward lower Lempel–Ziv complexity (β = −8.965, SE = 5.224, z = −1.716, p = 0.086, BH-FDR p = 0.115; Fig. 6W); Markov entropy did not differ significantly (β = −0.044, SE = 0.029, z = −1.502, p = 0.133, BH-FDR p = 0.133; Fig. 6Z).</w:t>
+      </w:r>
+      <w:r>
+        <w:rPr>
+          <w:b w:val="0"/>
+          <w:highlight w:val="yellow"/>
+        </w:rPr>
+        <w:t xml:space="preserve"> Resilient animals had lower recurrence than vulnerable animals </w:t>
+      </w:r>
+      <w:r>
+        <w:rPr>
+          <w:b w:val="0"/>
+          <w:highlight w:val="green"/>
+        </w:rPr>
+        <w:t>(β = −0.033, SE = 0.010, z = −3.253, p = 0.001, BH-FDR p = 0.005)</w:t>
+      </w:r>
+      <w:r>
+        <w:rPr>
+          <w:b w:val="0"/>
+          <w:highlight w:val="yellow"/>
+        </w:rPr>
+        <w:t xml:space="preserve"> and did not differ from controls; their direct contrasts with vulnerable animals were not significant for Lempel–Ziv complexity, determinism, or Markov entropy.</w:t>
       </w:r>
     </w:p>
     <w:p>

--- a/report/Sanguino-Gómez_coping_strategies_publication_ready_highlighted.docx
+++ b/report/Sanguino-Gómez_coping_strategies_publication_ready_highlighted.docx
@@ -2443,46 +2443,50 @@
           <w:b w:val="0"/>
           <w:highlight w:val="yellow"/>
         </w:rPr>
-        <w:t>SHAP (SHapley Additive exPlanations) analysis identified body-tilt variability, angular velocity, and global turning speed among the strongest global discriminators (Fig. 7B). Class-specific beeswarm plots showed distinct pose-dynamic profiles for Freeze, Sniff, Groom, Turn, Locomotion, Climb, Jump, and Unassigned frames (Supplementary Fig. 5A–H). These profiles were consistent with the ethological definitions used to group keypoint MoSeq syllables (Supplementary Table 1).</w:t>
-      </w:r>
-    </w:p>
-    <w:p>
-      <w:pPr>
-        <w:spacing w:after="240" w:line="276" w:lineRule="auto"/>
-        <w:jc w:val="both"/>
-        <w:rPr>
-          <w:rFonts w:ascii="Aptos" w:hAnsi="Aptos"/>
-          <w:color w:val="4D4D4D"/>
-          <w:lang w:val="en-US"/>
-        </w:rPr>
-      </w:pPr>
+        <w:t xml:space="preserve">SHAP (SHapley Additive exPlanations) analysis identified body-tilt variability, angular velocity, and global turning speed among the strongest global discriminators (Fig. 7B). Class-specific beeswarm plots showed distinct pose-dynamic profiles for Freeze, Sniff, Groom, Turn, Locomotion, Climb, Jump, and Unassigned frames </w:t>
+      </w:r>
+      <w:r>
+        <w:rPr>
+          <w:b w:val="0"/>
+          <w:highlight w:val="green"/>
+        </w:rPr>
+        <w:t>(Supplementary Fig. 4A–H)</w:t>
+      </w:r>
       <w:r>
         <w:rPr>
           <w:b w:val="0"/>
           <w:highlight w:val="yellow"/>
         </w:rPr>
-        <w:t>The archived classifier and feature definitions provide a reproducible framework for annotating these behavioral classes. Application to new recordings requires the same keypoints and preprocessing, and animal-level external validation is needed before treating the reported frame-level performance as out-of-dataset accuracy.</w:t>
-      </w:r>
-    </w:p>
-    <w:bookmarkEnd w:id="0"/>
-    <w:p>
-      <w:pPr/>
-      <w:r>
-        <w:rPr>
-          <w:b/>
-          <w:highlight w:val="yellow"/>
-        </w:rPr>
-        <w:t>Behavioral repertoires predict resilience profiles across cohorts and over time</w:t>
-      </w:r>
-    </w:p>
-    <w:p>
-      <w:pPr/>
+        <w:t>. These profiles were consistent with the ethological definitions used to group keypoint MoSeq syllables (Supplementary Table 1).</w:t>
+      </w:r>
+    </w:p>
+    <w:p>
+      <w:pPr>
+        <w:spacing w:after="240" w:line="276" w:lineRule="auto"/>
+        <w:jc w:val="both"/>
+        <w:rPr>
+          <w:rFonts w:ascii="Aptos" w:hAnsi="Aptos"/>
+          <w:color w:val="4D4D4D"/>
+          <w:lang w:val="en-US"/>
+        </w:rPr>
+      </w:pPr>
       <w:r>
         <w:rPr>
           <w:b w:val="0"/>
           <w:highlight w:val="yellow"/>
         </w:rPr>
-        <w:t>We next tested whether the resilient-versus-vulnerable label could be predicted at the animal level (12 resilient and 29 vulnerable ELS animals; Fig. 7D–N). When a class-balanced ridge model was trained in one cohort and tested in the other, the seven full-session motif frequencies yielded ROC AUCs of 0.817 and 0.632 in the two transfer directions; supervised Freeze alone yielded AUCs of 0.717 and 0.895 (Fig. 7D). Paired bootstrap comparisons between the repertoire and Freeze-only models were not significant (p = 0.430 and p = 0.123). Across all 41 ELS animals, leave-one-out cross-validation gave an AUC of 0.842 (95% CI, 0.692–0.951) for the motif repertoire and 0.790 (95% CI, 0.612–0.931) for Freeze alone; the AUC difference was not significant (ΔAUC = 0.052, p = 0.376; Fig. 7E). Thus, the multi-behavior repertoire contained predictive information, but it did not significantly outperform freezing alone in this sample.</w:t>
+        <w:t>The archived classifier and feature definitions provide a reproducible framework for annotating these behavioral classes. Application to new recordings requires the same keypoints and preprocessing, and animal-level external validation is needed before treating the reported frame-level performance as out-of-dataset accuracy.</w:t>
+      </w:r>
+    </w:p>
+    <w:bookmarkEnd w:id="0"/>
+    <w:p>
+      <w:pPr/>
+      <w:r>
+        <w:rPr>
+          <w:b/>
+          <w:highlight w:val="yellow"/>
+        </w:rPr>
+        <w:t>Behavioral repertoires predict resilience profiles across cohorts and over time</w:t>
       </w:r>
     </w:p>
     <w:p>
@@ -2492,7 +2496,7 @@
           <w:b w:val="0"/>
           <w:highlight w:val="yellow"/>
         </w:rPr>
-        <w:t>In the expanded full-session catalog, the 23-parameter model reached a repeated 5-fold cross-validation AUC of 0.836 (95% CI, 0.707–0.948) and cross-cohort AUCs of 0.867 and 0.640 (Fig. 7G–H). Freeze and Turn frequencies were the most consistently transferable individual predictors (worst-direction AUCs of 0.783 and 0.800, respectively). Exact linear Shapley contributions ranked Freeze (mean |φ| = 0.358, toward resilience), Turn (0.341, toward vulnerability), and Jump (0.232, toward vulnerability) as the largest contributors to the full-session repertoire model (Fig. 7F).</w:t>
+        <w:t>We next tested whether the resilient-versus-vulnerable label could be predicted at the animal level (12 resilient and 29 vulnerable ELS animals; Fig. 7D–N). When a class-balanced ridge model was trained in one cohort and tested in the other, the seven full-session motif frequencies yielded ROC AUCs of 0.817 and 0.632 in the two transfer directions; supervised Freeze alone yielded AUCs of 0.717 and 0.895 (Fig. 7D). Paired bootstrap comparisons between the repertoire and Freeze-only models were not significant (p = 0.430 and p = 0.123). Across all 41 ELS animals, leave-one-out cross-validation gave an AUC of 0.842 (95% CI, 0.692–0.951) for the motif repertoire and 0.790 (95% CI, 0.612–0.931) for Freeze alone; the AUC difference was not significant (ΔAUC = 0.052, p = 0.376; Fig. 7E). Thus, the multi-behavior repertoire contained predictive information, but it did not significantly outperform freezing alone in this sample.</w:t>
       </w:r>
     </w:p>
     <w:p>
@@ -2502,6 +2506,16 @@
           <w:b w:val="0"/>
           <w:highlight w:val="yellow"/>
         </w:rPr>
+        <w:t>In the expanded full-session catalog, the 23-parameter model reached a repeated 5-fold cross-validation AUC of 0.836 (95% CI, 0.707–0.948) and cross-cohort AUCs of 0.867 and 0.640 (Fig. 7G–H). Freeze and Turn frequencies were the most consistently transferable individual predictors (worst-direction AUCs of 0.783 and 0.800, respectively). Exact linear Shapley contributions ranked Freeze (mean |φ| = 0.358, toward resilience), Turn (0.341, toward vulnerability), and Jump (0.232, toward vulnerability) as the largest contributors to the full-session repertoire model (Fig. 7F).</w:t>
+      </w:r>
+    </w:p>
+    <w:p>
+      <w:pPr/>
+      <w:r>
+        <w:rPr>
+          <w:b w:val="0"/>
+          <w:highlight w:val="yellow"/>
+        </w:rPr>
         <w:t>Exploratory time-resolved models recovered the full-session resilience label at selected horizons: the combined 30-s behavior trajectories reached AUC = 0.761 at 1.5 min (within-cohort permutation p = 0.030), AUC = 0.753 at 5.0 min (p = 0.010), and AUC = 0.845 at 7.0 min (p = 0.005; Fig. 7I). Cumulative frequency, diversity, transition, and bout-duration models also became most informative late in the session (Fig. 7J–N). These horizon-wise tests were exploratory and were not corrected across time. Moreover, because the resilience outcome was defined from the full-session behavioral trajectory, early windows are not independent of the label and should be interpreted as recovery of that label rather than prospective prediction of a later clinical outcome.</w:t>
       </w:r>
     </w:p>
@@ -2850,7 +2864,21 @@
           <w:b w:val="0"/>
           <w:highlight w:val="yellow"/>
         </w:rPr>
-        <w:t>Across all ELS animals, Simpson diversity and recurrence showed near-threshold trends, determinism was higher, and Markov entropy was unchanged. When the vulnerable subgroup was analyzed separately, however, it showed significantly lower Simpson diversity and Lempel–Ziv complexity, higher recurrence and determinism, and lower Markov entropy than controls. This concentration of effects in vulnerable animals supports behavioral rigidity rather than a uniform consequence of ELS. The LBN model is characterized by increased entropy of maternal behavior</w:t>
+        <w:t xml:space="preserve">Across all ELS animals, Simpson diversity and recurrence showed near-threshold trends, determinism was higher, and Markov entropy was unchanged. </w:t>
+      </w:r>
+      <w:r>
+        <w:rPr>
+          <w:b w:val="0"/>
+          <w:highlight w:val="green"/>
+        </w:rPr>
+        <w:t>When the vulnerable subgroup was analyzed separately, however, it showed significantly lower Simpson diversity and higher recurrence than controls, together with nominally higher determinism and a trend toward lower Lempel–Ziv complexity; Markov entropy did not differ significantly.</w:t>
+      </w:r>
+      <w:r>
+        <w:rPr>
+          <w:b w:val="0"/>
+          <w:highlight w:val="yellow"/>
+        </w:rPr>
+        <w:t xml:space="preserve"> This concentration of effects in vulnerable animals supports behavioral rigidity rather than a uniform consequence of ELS. The LBN model is characterized by increased entropy of maternal behavior</w:t>
       </w:r>
       <w:r>
         <w:rPr>
@@ -4036,16 +4064,23 @@
           <w:rFonts w:ascii="Aptos" w:hAnsi="Aptos"/>
           <w:color w:val="4D4D4D"/>
         </w:rPr>
-        <w:t>During the visual inspection, we observed that climbing behavior could not be reliably captured by keypoint MoSeq’s predictions in its default configuration, likely due to the inherent limitations of two-dimensional top-down video in representing vertical movements. To isolate climbing events, we generated a binary mask separating the floor and walls of the cage based on manually annotated corner points from the median background frame of each video. For each frame, we then computed the convex hull of the animal’s DeepLabCut keypoints and quantified the fraction of its area overlapping with the floor (</w:t>
-      </w:r>
-      <w:r>
-        <w:rPr>
-          <w:rFonts w:ascii="Aptos" w:hAnsi="Aptos"/>
-          <w:b/>
-          <w:bCs/>
-          <w:color w:val="4D4D4D"/>
-        </w:rPr>
-        <w:t>Supplementary Figure 4</w:t>
+        <w:t xml:space="preserve">During the visual inspection, we observed that climbing behavior could not be reliably captured by keypoint MoSeq’s predictions in its default configuration, likely due to the inherent limitations of two-dimensional top-down video in representing vertical movements. To isolate climbing events, we generated a binary mask separating the floor and walls of the cage based on manually annotated corner points from the median background frame of each video. For each frame, we then computed the convex hull of the animal’s DeepLabCut keypoints and quantified the fraction of its area overlapping with the floor </w:t>
+      </w:r>
+      <w:r>
+        <w:rPr>
+          <w:rFonts w:ascii="Aptos" w:hAnsi="Aptos"/>
+          <w:color w:val="4D4D4D"/>
+          <w:highlight w:val="green"/>
+        </w:rPr>
+        <w:t>(Supplementary Figure 5)</w:t>
+      </w:r>
+      <w:r>
+        <w:rPr>
+          <w:rFonts w:ascii="Aptos" w:hAnsi="Aptos"/>
+          <w:b/>
+          <w:bCs/>
+          <w:color w:val="4D4D4D"/>
+        </w:rPr>
       </w:r>
       <w:r>
         <w:rPr>
@@ -4053,7 +4088,7 @@
           <w:color w:val="4D4D4D"/>
           <w:highlight w:val="yellow"/>
         </w:rPr>
-        <w:t>). Frames with a floor-overlap ratio below 0.8 were considered as potential climbing frames. To avoid false positives, we retained potential climbing bouts containing at least 17 consecutive frames and labeled them as climbing. Shorter bouts were reassigned to the dominant non-climbing label within the sequence.</w:t>
+        <w:t>. Frames with a floor-overlap ratio below 0.8 were considered as potential climbing frames. To avoid false positives, we retained potential climbing bouts containing at least 17 consecutive frames and labeled them as climbing. Shorter bouts were reassigned to the dominant non-climbing label within the sequence.</w:t>
       </w:r>
     </w:p>
     <w:p>
@@ -8877,7 +8912,21 @@
           <w:b w:val="0"/>
           <w:highlight w:val="yellow"/>
         </w:rPr>
-        <w:t>Model interpretability was assessed using SHAP (SHapley Additive exPlanations). TreeExplainer was applied to a 10% random sample of the balanced frame matrix (2,638 frames) using the final XGBoost model. Global importance was summarized across classes, and class-specific beeswarm plots display the top 10 of 719 candidate parameters for each behavior (Supplementary Fig. 5). Each point represents a sampled frame, its horizontal position is the SHAP contribution to the class output, and color encodes the corresponding feature value.</w:t>
+        <w:t xml:space="preserve">Model interpretability was assessed using SHAP (SHapley Additive exPlanations). TreeExplainer was applied to a 10% random sample of the balanced frame matrix (2,638 frames) using the final XGBoost model. Global importance was summarized across classes, and class-specific beeswarm plots display the top 10 of 719 candidate parameters for each behavior </w:t>
+      </w:r>
+      <w:r>
+        <w:rPr>
+          <w:b w:val="0"/>
+          <w:highlight w:val="green"/>
+        </w:rPr>
+        <w:t>(Supplementary Fig. 4)</w:t>
+      </w:r>
+      <w:r>
+        <w:rPr>
+          <w:b w:val="0"/>
+          <w:highlight w:val="yellow"/>
+        </w:rPr>
+        <w:t>. Each point represents a sampled frame, its horizontal position is the SHAP contribution to the class output, and color encodes the corresponding feature value.</w:t>
       </w:r>
     </w:p>
     <w:p>
@@ -12839,7 +12888,21 @@
           <w:color w:val="4D4D4D"/>
           <w:highlight w:val="yellow"/>
         </w:rPr>
-        <w:t xml:space="preserve">. Boxplot of the Simpson diversity index (mean ± SEM). ELS showed a trend toward lower behavioral motif diversity (p = 0.055). </w:t>
+        <w:t xml:space="preserve">. Boxplot of the Simpson diversity index (mean ± SEM). </w:t>
+      </w:r>
+      <w:r>
+        <w:rPr>
+          <w:color w:val="4D4D4D"/>
+          <w:highlight w:val="green"/>
+        </w:rPr>
+        <w:t>ELS showed a trend toward lower behavioral motif diversity (p = 0.058).</w:t>
+      </w:r>
+      <w:r>
+        <w:rPr>
+          <w:color w:val="4D4D4D"/>
+          <w:highlight w:val="yellow"/>
+        </w:rPr>
+        <w:t xml:space="preserve"> </w:t>
       </w:r>
       <w:r>
         <w:rPr>
@@ -12936,7 +12999,20 @@
         <w:rPr>
           <w:color w:val="4D4D4D"/>
         </w:rPr>
-        <w:t xml:space="preserve"> bout duration (seconds ± SEM). ELS mice freeze in shorter bouts. </w:t>
+        <w:t xml:space="preserve"> bout duration (seconds ± SEM). </w:t>
+      </w:r>
+      <w:r>
+        <w:rPr>
+          <w:color w:val="4D4D4D"/>
+          <w:highlight w:val="green"/>
+        </w:rPr>
+        <w:t>Freeze bout duration did not differ significantly between groups.</w:t>
+      </w:r>
+      <w:r>
+        <w:rPr>
+          <w:color w:val="4D4D4D"/>
+        </w:rPr>
+        <w:t xml:space="preserve"> </w:t>
       </w:r>
       <w:r>
         <w:rPr>
@@ -13077,7 +13153,21 @@
           <w:color w:val="4D4D4D"/>
           <w:highlight w:val="yellow"/>
         </w:rPr>
-        <w:t xml:space="preserve">. Boxplot of recurrence rate (mean ± SEM). ELS showed a trend toward higher recurrence (p = 0.056). </w:t>
+        <w:t xml:space="preserve">. Boxplot of recurrence rate (mean ± SEM). </w:t>
+      </w:r>
+      <w:r>
+        <w:rPr>
+          <w:color w:val="4D4D4D"/>
+          <w:highlight w:val="green"/>
+        </w:rPr>
+        <w:t>ELS showed a trend toward higher recurrence (p = 0.058).</w:t>
+      </w:r>
+      <w:r>
+        <w:rPr>
+          <w:color w:val="4D4D4D"/>
+          <w:highlight w:val="yellow"/>
+        </w:rPr>
+        <w:t xml:space="preserve"> </w:t>
       </w:r>
       <w:r>
         <w:rPr>
@@ -13091,7 +13181,20 @@
         <w:rPr>
           <w:color w:val="4D4D4D"/>
         </w:rPr>
-        <w:t xml:space="preserve">. Boxplot of determinism index (mean ± SEM). ELS enhances determinism. </w:t>
+        <w:t xml:space="preserve">. Boxplot of determinism index (mean ± SEM). </w:t>
+      </w:r>
+      <w:r>
+        <w:rPr>
+          <w:color w:val="4D4D4D"/>
+          <w:highlight w:val="green"/>
+        </w:rPr>
+        <w:t>ELS showed a trend toward higher determinism (p = 0.075).</w:t>
+      </w:r>
+      <w:r>
+        <w:rPr>
+          <w:color w:val="4D4D4D"/>
+        </w:rPr>
+        <w:t xml:space="preserve"> </w:t>
       </w:r>
       <w:r>
         <w:rPr>
@@ -13339,7 +13442,20 @@
         <w:rPr>
           <w:color w:val="4D4D4D"/>
         </w:rPr>
-        <w:t xml:space="preserve">. Lineplots showing locomotion (mean % ± SEM) over time during FC in control, ELS, and resilient ELS animals. ELS mice showed locomotion suppression during shocks that was absent in resilient animals. </w:t>
+        <w:t xml:space="preserve">. Lineplots showing locomotion (mean % ± SEM) over time during FC in control, ELS, and resilient ELS animals. </w:t>
+      </w:r>
+      <w:r>
+        <w:rPr>
+          <w:color w:val="4D4D4D"/>
+          <w:highlight w:val="green"/>
+        </w:rPr>
+        <w:t>Locomotion declined more steeply over the session in controls than in vulnerable ELS mice; resilient animals did not differ significantly from either group.</w:t>
+      </w:r>
+      <w:r>
+        <w:rPr>
+          <w:color w:val="4D4D4D"/>
+        </w:rPr>
+        <w:t xml:space="preserve"> </w:t>
       </w:r>
       <w:r>
         <w:rPr>
@@ -13802,7 +13918,20 @@
         <w:rPr>
           <w:color w:val="4D4D4D"/>
         </w:rPr>
-        <w:t xml:space="preserve">. Boxplot of the Lempel-Ziv complexity index (mean ± SEM). When analyzed as a subgroup, vulnerable ELS mice show reduced behavioral complexity compared to controls. </w:t>
+        <w:t xml:space="preserve">. Boxplot of the Lempel-Ziv complexity index (mean ± SEM). </w:t>
+      </w:r>
+      <w:r>
+        <w:rPr>
+          <w:color w:val="4D4D4D"/>
+          <w:highlight w:val="green"/>
+        </w:rPr>
+        <w:t>When analyzed as a subgroup, vulnerable ELS mice show a trend toward reduced behavioral complexity compared to controls (p = 0.086).</w:t>
+      </w:r>
+      <w:r>
+        <w:rPr>
+          <w:color w:val="4D4D4D"/>
+        </w:rPr>
+        <w:t xml:space="preserve"> </w:t>
       </w:r>
       <w:r>
         <w:rPr>
@@ -13846,7 +13975,21 @@
           <w:color w:val="4D4D4D"/>
           <w:highlight w:val="yellow"/>
         </w:rPr>
-        <w:t>. Boxplot of the Markov entropy index (mean ± SEM). Vulnerable ELS animals show lower Markov entropy than controls; resilient mice do not differ significantly from either group. N</w:t>
+        <w:t xml:space="preserve">. Boxplot of the Markov entropy index (mean ± SEM). </w:t>
+      </w:r>
+      <w:r>
+        <w:rPr>
+          <w:color w:val="4D4D4D"/>
+          <w:highlight w:val="green"/>
+        </w:rPr>
+        <w:t>Markov entropy did not differ significantly across groups.</w:t>
+      </w:r>
+      <w:r>
+        <w:rPr>
+          <w:color w:val="4D4D4D"/>
+          <w:highlight w:val="yellow"/>
+        </w:rPr>
+        <w:t xml:space="preserve"> N</w:t>
       </w:r>
       <w:r>
         <w:rPr>
@@ -14604,32 +14747,70 @@
         <w:spacing w:after="240" w:line="276" w:lineRule="auto"/>
         <w:jc w:val="both"/>
         <w:rPr>
-          <w:color w:val="4D4D4D"/>
-        </w:rPr>
-      </w:pPr>
-      <w:r>
-        <w:rPr>
-          <w:b/>
-          <w:bCs/>
-          <w:color w:val="4D4D4D"/>
-        </w:rPr>
-        <w:t>Supplementary Fig</w:t>
-      </w:r>
-      <w:r>
-        <w:rPr>
-          <w:b/>
-          <w:bCs/>
-          <w:color w:val="4D4D4D"/>
-        </w:rPr>
-        <w:t>.</w:t>
-      </w:r>
-      <w:r>
-        <w:rPr>
-          <w:b/>
-          <w:bCs/>
-          <w:color w:val="4D4D4D"/>
-        </w:rPr>
-        <w:t xml:space="preserve"> 4. Convex-hull floor-overlap metric allows for climbing identification missed by keypoint MoSeq</w:t>
+          <w:b/>
+          <w:bCs/>
+          <w:color w:val="4D4D4D"/>
+        </w:rPr>
+      </w:pPr>
+      <w:r>
+        <w:rPr>
+          <w:b w:val="0"/>
+          <w:highlight w:val="yellow"/>
+        </w:rPr>
+      </w:r>
+      <w:r>
+        <w:rPr>
+          <w:b w:val="0"/>
+          <w:highlight w:val="green"/>
+        </w:rPr>
+        <w:t>Supplementary Fig. 4. Class-specific SHAP beeswarm plots</w:t>
+      </w:r>
+      <w:r>
+        <w:rPr>
+          <w:b w:val="0"/>
+          <w:highlight w:val="yellow"/>
+        </w:rPr>
+        <w:t xml:space="preserve"> for A. Freeze, B. Sniff, C. Groom, D. Turn, E. Locomotion, F. Climb, G. Jump, and H. Unassigned predictions. Each panel shows the 10 highest-ranked features for that class from the 719-parameter legacy classifier. Each point represents one of 2,638 sampled frames; horizontal position is the SHAP contribution to the class output, and color encodes the observed feature value (red, low; blue, high). The vertical line marks zero contribution.</w:t>
+      </w:r>
+    </w:p>
+    <w:p>
+      <w:pPr>
+        <w:spacing w:after="240" w:line="276" w:lineRule="auto"/>
+        <w:jc w:val="both"/>
+        <w:rPr>
+          <w:color w:val="4D4D4D"/>
+        </w:rPr>
+      </w:pPr>
+      <w:r>
+        <w:rPr>
+          <w:b/>
+          <w:bCs/>
+          <w:color w:val="4D4D4D"/>
+        </w:rPr>
+      </w:r>
+      <w:r>
+        <w:rPr>
+          <w:b/>
+          <w:bCs/>
+          <w:color w:val="4D4D4D"/>
+          <w:highlight w:val="green"/>
+        </w:rPr>
+        <w:t>Supplementary Fig. 5. Convex-hull floor-overlap metric</w:t>
+      </w:r>
+      <w:r>
+        <w:rPr>
+          <w:b/>
+          <w:bCs/>
+          <w:color w:val="4D4D4D"/>
+        </w:rPr>
+      </w:r>
+      <w:r>
+        <w:rPr>
+          <w:b/>
+          <w:bCs/>
+          <w:color w:val="4D4D4D"/>
+        </w:rPr>
+        <w:t xml:space="preserve"> allows for climbing identification missed by keypoint MoSeq</w:t>
       </w:r>
       <w:r>
         <w:rPr>
@@ -14643,24 +14824,6 @@
         </w:rPr>
         <w:lastRenderedPageBreak/>
         <w:t>walls (mauve). The convex hull of the animal’s DeepLabCut keypoints is overlaid in dark purple. Numbers above each frame report the proportion of hull area on the floor and on the walls. As the mouse ascends the wall the hull shifts upward, floor overlap falls below 0.8, and wall overlap rises, flagging a climbing episode that keypoint MoSeq alone could not label reliably.</w:t>
-      </w:r>
-    </w:p>
-    <w:p>
-      <w:pPr>
-        <w:spacing w:after="240" w:line="276" w:lineRule="auto"/>
-        <w:jc w:val="both"/>
-        <w:rPr>
-          <w:b/>
-          <w:bCs/>
-          <w:color w:val="4D4D4D"/>
-        </w:rPr>
-      </w:pPr>
-      <w:r>
-        <w:rPr>
-          <w:b w:val="0"/>
-          <w:highlight w:val="yellow"/>
-        </w:rPr>
-        <w:t>Supplementary Fig. 5. Class-specific SHAP beeswarm plots for A. Freeze, B. Sniff, C. Groom, D. Turn, E. Locomotion, F. Climb, G. Jump, and H. Unassigned predictions. Each panel shows the 10 highest-ranked features for that class from the 719-parameter legacy classifier. Each point represents one of 2,638 sampled frames; horizontal position is the SHAP contribution to the class output, and color encodes the observed feature value (red, low; blue, high). The vertical line marks zero contribution.</w:t>
       </w:r>
     </w:p>
     <w:p>
